--- a/docs/requirement-elicitation/03_Questionnaire_Elicitation_Notes_Wonton_POS.docx
+++ b/docs/requirement-elicitation/03_Questionnaire_Elicitation_Notes_Wonton_POS.docx
@@ -127,7 +127,7 @@
           </w:tcPr>
           <w:p>
             <w:r>
-              <w:t>Project sponsor, manager or owner representative, cashier representative, service staff representative, kitchen representative, and BA or SA team members consolidating feedback</w:t>
+              <w:t>Project sponsor, FOH Manager representative, BOH Manager representative, cashier representative, service staff representative, kitchen representative, and BA or SA team members consolidating feedback</w:t>
             </w:r>
           </w:p>
         </w:tc>
